--- a/政達搭排案/04搭排申請書_政達二廠_1150902修正.docx
+++ b/政達搭排案/04搭排申請書_政達二廠_1150902修正.docx
@@ -55,8 +55,8 @@
                     <w:rPr>
                       <w:rFonts w:ascii="DFKai-SB" w:hAnsi="DFKai-SB" w:eastAsia="DFKai-SB"/>
                       <w:color w:val="000000"/>
-                      <w:sz w:val="17"/>
-                      <w:szCs w:val="17"/>
+                      <w:sz w:val="24"/>
+                      <w:szCs w:val="24"/>
                     </w:rPr>
                     <w:t xml:space="preserve">政達木業有限公司</w:t>
                   </w:r>
@@ -80,8 +80,8 @@
                     <w:rPr>
                       <w:rFonts w:ascii="DFKai-SB" w:hAnsi="DFKai-SB" w:eastAsia="DFKai-SB"/>
                       <w:color w:val="000000"/>
-                      <w:sz w:val="18"/>
-                      <w:szCs w:val="18"/>
+                      <w:sz w:val="20"/>
+                      <w:szCs w:val="20"/>
                     </w:rPr>
                     <w:t xml:space="preserve">宜蘭</w:t>
                   </w:r>
@@ -105,8 +105,8 @@
                     <w:rPr>
                       <w:rFonts w:ascii="DFKai-SB" w:hAnsi="DFKai-SB" w:eastAsia="DFKai-SB"/>
                       <w:color w:val="000000"/>
-                      <w:sz w:val="17"/>
-                      <w:szCs w:val="17"/>
+                      <w:sz w:val="20"/>
+                      <w:szCs w:val="20"/>
                     </w:rPr>
                     <w:t xml:space="preserve">羅東</w:t>
                   </w:r>
@@ -135,8 +135,8 @@
                     <w:rPr>
                       <w:rFonts w:ascii="DFKai-SB" w:hAnsi="DFKai-SB" w:eastAsia="DFKai-SB"/>
                       <w:color w:val="000000"/>
-                      <w:sz w:val="17"/>
-                      <w:szCs w:val="17"/>
+                      <w:sz w:val="24"/>
+                      <w:szCs w:val="24"/>
                     </w:rPr>
                     <w:t xml:space="preserve">政達木業有限公司</w:t>
                   </w:r>
@@ -160,8 +160,8 @@
                     <w:rPr>
                       <w:rFonts w:ascii="DFKai-SB" w:hAnsi="DFKai-SB" w:eastAsia="DFKai-SB"/>
                       <w:color w:val="000000"/>
-                      <w:sz w:val="18"/>
-                      <w:szCs w:val="18"/>
+                      <w:sz w:val="24"/>
+                      <w:szCs w:val="24"/>
                     </w:rPr>
                     <w:t xml:space="preserve">陳文政</w:t>
                   </w:r>
@@ -185,8 +185,8 @@
                     <w:rPr>
                       <w:rFonts w:ascii="DFKai-SB" w:hAnsi="DFKai-SB" w:eastAsia="DFKai-SB"/>
                       <w:color w:val="000000"/>
-                      <w:sz w:val="18"/>
-                      <w:szCs w:val="18"/>
+                      <w:sz w:val="24"/>
+                      <w:szCs w:val="24"/>
                     </w:rPr>
                     <w:t xml:space="preserve">89497279</w:t>
                   </w:r>
@@ -210,8 +210,8 @@
                     <w:rPr>
                       <w:rFonts w:ascii="DFKai-SB" w:hAnsi="DFKai-SB" w:eastAsia="DFKai-SB"/>
                       <w:color w:val="000000"/>
-                      <w:sz w:val="18"/>
-                      <w:szCs w:val="18"/>
+                      <w:sz w:val="24"/>
+                      <w:szCs w:val="24"/>
                     </w:rPr>
                     <w:t xml:space="preserve">G120582948</w:t>
                   </w:r>
@@ -235,8 +235,8 @@
                     <w:rPr>
                       <w:rFonts w:ascii="DFKai-SB" w:hAnsi="DFKai-SB" w:eastAsia="DFKai-SB"/>
                       <w:color w:val="000000"/>
-                      <w:sz w:val="14"/>
-                      <w:szCs w:val="14"/>
+                      <w:sz w:val="20"/>
+                      <w:szCs w:val="20"/>
                     </w:rPr>
                     <w:t xml:space="preserve">宜蘭</w:t>
                   </w:r>
@@ -260,8 +260,8 @@
                     <w:rPr>
                       <w:rFonts w:ascii="DFKai-SB" w:hAnsi="DFKai-SB" w:eastAsia="DFKai-SB"/>
                       <w:color w:val="000000"/>
-                      <w:sz w:val="14"/>
-                      <w:szCs w:val="14"/>
+                      <w:sz w:val="20"/>
+                      <w:szCs w:val="20"/>
                     </w:rPr>
                     <w:t xml:space="preserve">冬山</w:t>
                   </w:r>
@@ -285,8 +285,8 @@
                     <w:rPr>
                       <w:rFonts w:ascii="DFKai-SB" w:hAnsi="DFKai-SB" w:eastAsia="DFKai-SB"/>
                       <w:color w:val="000000"/>
-                      <w:sz w:val="14"/>
-                      <w:szCs w:val="14"/>
+                      <w:sz w:val="20"/>
+                      <w:szCs w:val="20"/>
                     </w:rPr>
                     <w:t xml:space="preserve">梅山</w:t>
                   </w:r>
@@ -310,8 +310,8 @@
                     <w:rPr>
                       <w:rFonts w:ascii="DFKai-SB" w:hAnsi="DFKai-SB" w:eastAsia="DFKai-SB"/>
                       <w:color w:val="000000"/>
-                      <w:sz w:val="14"/>
-                      <w:szCs w:val="14"/>
+                      <w:sz w:val="20"/>
+                      <w:szCs w:val="20"/>
                     </w:rPr>
                     <w:t xml:space="preserve">－</w:t>
                   </w:r>
@@ -335,8 +335,8 @@
                     <w:rPr>
                       <w:rFonts w:ascii="DFKai-SB" w:hAnsi="DFKai-SB" w:eastAsia="DFKai-SB"/>
                       <w:color w:val="000000"/>
-                      <w:sz w:val="14"/>
-                      <w:szCs w:val="14"/>
+                      <w:sz w:val="20"/>
+                      <w:szCs w:val="20"/>
                     </w:rPr>
                     <w:t xml:space="preserve">349</w:t>
                   </w:r>
@@ -360,8 +360,8 @@
                     <w:rPr>
                       <w:rFonts w:ascii="DFKai-SB" w:hAnsi="DFKai-SB" w:eastAsia="DFKai-SB"/>
                       <w:color w:val="000000"/>
-                      <w:sz w:val="14"/>
-                      <w:szCs w:val="14"/>
+                      <w:sz w:val="20"/>
+                      <w:szCs w:val="20"/>
                     </w:rPr>
                     <w:t xml:space="preserve">宜蘭</w:t>
                   </w:r>
@@ -385,8 +385,8 @@
                     <w:rPr>
                       <w:rFonts w:ascii="DFKai-SB" w:hAnsi="DFKai-SB" w:eastAsia="DFKai-SB"/>
                       <w:color w:val="000000"/>
-                      <w:sz w:val="14"/>
-                      <w:szCs w:val="14"/>
+                      <w:sz w:val="20"/>
+                      <w:szCs w:val="20"/>
                     </w:rPr>
                     <w:t xml:space="preserve">冬山</w:t>
                   </w:r>
@@ -410,8 +410,8 @@
                     <w:rPr>
                       <w:rFonts w:ascii="DFKai-SB" w:hAnsi="DFKai-SB" w:eastAsia="DFKai-SB"/>
                       <w:color w:val="000000"/>
-                      <w:sz w:val="11"/>
-                      <w:szCs w:val="11"/>
+                      <w:sz w:val="20"/>
+                      <w:szCs w:val="20"/>
                     </w:rPr>
                     <w:t xml:space="preserve">得安村梅林</w:t>
                   </w:r>
@@ -435,8 +435,8 @@
                     <w:rPr>
                       <w:rFonts w:ascii="DFKai-SB" w:hAnsi="DFKai-SB" w:eastAsia="DFKai-SB"/>
                       <w:color w:val="000000"/>
-                      <w:sz w:val="14"/>
-                      <w:szCs w:val="14"/>
+                      <w:sz w:val="20"/>
+                      <w:szCs w:val="20"/>
                     </w:rPr>
                     <w:t xml:space="preserve">－</w:t>
                   </w:r>
@@ -460,8 +460,8 @@
                     <w:rPr>
                       <w:rFonts w:ascii="DFKai-SB" w:hAnsi="DFKai-SB" w:eastAsia="DFKai-SB"/>
                       <w:color w:val="000000"/>
-                      <w:sz w:val="13"/>
-                      <w:szCs w:val="13"/>
+                      <w:sz w:val="20"/>
+                      <w:szCs w:val="20"/>
                     </w:rPr>
                     <w:t xml:space="preserve">571-1</w:t>
                   </w:r>
@@ -485,8 +485,8 @@
                     <w:rPr>
                       <w:rFonts w:ascii="DFKai-SB" w:hAnsi="DFKai-SB" w:eastAsia="DFKai-SB"/>
                       <w:color w:val="000000"/>
-                      <w:sz w:val="13"/>
-                      <w:szCs w:val="13"/>
+                      <w:sz w:val="24"/>
+                      <w:szCs w:val="24"/>
                     </w:rPr>
                     <w:t xml:space="preserve">梅花排水</w:t>
                   </w:r>
@@ -510,8 +510,8 @@
                     <w:rPr>
                       <w:rFonts w:ascii="DFKai-SB" w:hAnsi="DFKai-SB" w:eastAsia="DFKai-SB"/>
                       <w:color w:val="000000"/>
-                      <w:sz w:val="14"/>
-                      <w:szCs w:val="14"/>
+                      <w:sz w:val="24"/>
+                      <w:szCs w:val="24"/>
                     </w:rPr>
                     <w:t xml:space="preserve"> </w:t>
                   </w:r>
@@ -535,8 +535,8 @@
                     <w:rPr>
                       <w:rFonts w:ascii="DFKai-SB" w:hAnsi="DFKai-SB" w:eastAsia="DFKai-SB"/>
                       <w:color w:val="000000"/>
-                      <w:sz w:val="14"/>
-                      <w:szCs w:val="14"/>
+                      <w:sz w:val="24"/>
+                      <w:szCs w:val="24"/>
                     </w:rPr>
                     <w:t xml:space="preserve"> </w:t>
                   </w:r>
@@ -560,8 +560,8 @@
                     <w:rPr>
                       <w:rFonts w:ascii="DFKai-SB" w:hAnsi="DFKai-SB" w:eastAsia="DFKai-SB"/>
                       <w:color w:val="000000"/>
-                      <w:sz w:val="17"/>
-                      <w:szCs w:val="17"/>
+                      <w:sz w:val="24"/>
+                      <w:szCs w:val="24"/>
                     </w:rPr>
                     <w:t xml:space="preserve">(03)958-5175</w:t>
                   </w:r>
@@ -585,8 +585,8 @@
                     <w:rPr>
                       <w:rFonts w:ascii="DFKai-SB" w:hAnsi="DFKai-SB" w:eastAsia="DFKai-SB"/>
                       <w:color w:val="000000"/>
-                      <w:sz w:val="16"/>
-                      <w:szCs w:val="16"/>
+                      <w:sz w:val="24"/>
+                      <w:szCs w:val="24"/>
                     </w:rPr>
                     <w:t xml:space="preserve">269 宜蘭縣冬山鄉得安村梅林路571-1號</w:t>
                   </w:r>
@@ -615,8 +615,8 @@
                     <w:rPr>
                       <w:rFonts w:ascii="DFKai-SB" w:hAnsi="DFKai-SB" w:eastAsia="DFKai-SB"/>
                       <w:color w:val="000000"/>
-                      <w:sz w:val="17"/>
-                      <w:szCs w:val="17"/>
+                      <w:sz w:val="24"/>
+                      <w:szCs w:val="24"/>
                     </w:rPr>
                     <w:t xml:space="preserve">政達木業有限公司</w:t>
                   </w:r>
@@ -640,8 +640,8 @@
                     <w:rPr>
                       <w:rFonts w:ascii="DFKai-SB" w:hAnsi="DFKai-SB" w:eastAsia="DFKai-SB"/>
                       <w:color w:val="000000"/>
-                      <w:sz w:val="18"/>
-                      <w:szCs w:val="18"/>
+                      <w:sz w:val="24"/>
+                      <w:szCs w:val="24"/>
                     </w:rPr>
                     <w:t xml:space="preserve">鄭玉屏</w:t>
                   </w:r>
